--- a/boardgame/tzarr/PyxorDiceBattle骰子大战.docx
+++ b/boardgame/tzarr/PyxorDiceBattle骰子大战.docx
@@ -5,6 +5,7 @@
     <w:p>
       <w:pPr>
         <w:rPr>
+          <w:rFonts w:hint="eastAsia"/>
           <w:sz w:val="22"/>
           <w:szCs w:val="24"/>
         </w:rPr>
@@ -45,6 +46,7 @@
     <w:p>
       <w:pPr>
         <w:rPr>
+          <w:rFonts w:hint="eastAsia"/>
           <w:sz w:val="22"/>
           <w:szCs w:val="24"/>
         </w:rPr>
@@ -60,40 +62,21 @@
     <w:p>
       <w:pPr>
         <w:rPr>
-          <w:b/>
-          <w:bCs/>
-          <w:sz w:val="22"/>
-          <w:szCs w:val="24"/>
-        </w:rPr>
-      </w:pPr>
-      <w:r>
-        <w:rPr>
-          <w:b/>
-          <w:bCs/>
-          <w:sz w:val="22"/>
-          <w:szCs w:val="24"/>
-        </w:rPr>
-        <w:t>一</w:t>
-      </w:r>
-      <w:proofErr w:type="gramStart"/>
-      <w:r>
-        <w:rPr>
-          <w:b/>
-          <w:bCs/>
-          <w:sz w:val="22"/>
-          <w:szCs w:val="24"/>
-        </w:rPr>
-        <w:t>、 棋盘</w:t>
-      </w:r>
-      <w:proofErr w:type="gramEnd"/>
-      <w:r>
-        <w:rPr>
-          <w:b/>
-          <w:bCs/>
-          <w:sz w:val="22"/>
-          <w:szCs w:val="24"/>
-        </w:rPr>
-        <w:t>规格与初始摆盘</w:t>
+          <w:rFonts w:hint="eastAsia"/>
+          <w:b/>
+          <w:bCs/>
+          <w:sz w:val="22"/>
+          <w:szCs w:val="24"/>
+        </w:rPr>
+      </w:pPr>
+      <w:r>
+        <w:rPr>
+          <w:b/>
+          <w:bCs/>
+          <w:sz w:val="22"/>
+          <w:szCs w:val="24"/>
+        </w:rPr>
+        <w:t>一、 棋盘规格与初始摆盘</w:t>
       </w:r>
     </w:p>
     <w:p>
@@ -103,6 +86,7 @@
           <w:numId w:val="1"/>
         </w:numPr>
         <w:rPr>
+          <w:rFonts w:hint="eastAsia"/>
           <w:sz w:val="22"/>
           <w:szCs w:val="24"/>
         </w:rPr>
@@ -138,28 +122,13 @@
           <w:sz w:val="22"/>
           <w:szCs w:val="24"/>
         </w:rPr>
-        <w:t xml:space="preserve"> 网格凹槽木质棋盘（</w:t>
-      </w:r>
-      <w:proofErr w:type="gramStart"/>
-      <w:r>
-        <w:rPr>
-          <w:sz w:val="22"/>
-          <w:szCs w:val="24"/>
-        </w:rPr>
-        <w:t xml:space="preserve">共 36 </w:t>
-      </w:r>
-      <w:proofErr w:type="gramEnd"/>
-      <w:r>
-        <w:rPr>
-          <w:sz w:val="22"/>
-          <w:szCs w:val="24"/>
-        </w:rPr>
-        <w:t>个槽位）。</w:t>
-      </w:r>
-    </w:p>
-    <w:p>
-      <w:pPr>
-        <w:rPr>
+        <w:t xml:space="preserve"> 网格凹槽木质棋盘（共 36 个槽位）。</w:t>
+      </w:r>
+    </w:p>
+    <w:p>
+      <w:pPr>
+        <w:rPr>
+          <w:rFonts w:hint="eastAsia"/>
           <w:sz w:val="22"/>
           <w:szCs w:val="24"/>
         </w:rPr>
@@ -172,6 +141,7 @@
           <w:numId w:val="1"/>
         </w:numPr>
         <w:rPr>
+          <w:rFonts w:hint="eastAsia"/>
           <w:sz w:val="22"/>
           <w:szCs w:val="24"/>
         </w:rPr>
@@ -190,44 +160,13 @@
           <w:sz w:val="22"/>
           <w:szCs w:val="24"/>
         </w:rPr>
-        <w:t>：双人对弈，双方各</w:t>
-      </w:r>
-      <w:proofErr w:type="gramStart"/>
-      <w:r>
-        <w:rPr>
-          <w:sz w:val="22"/>
-          <w:szCs w:val="24"/>
-        </w:rPr>
-        <w:t xml:space="preserve">执 6 </w:t>
-      </w:r>
-      <w:proofErr w:type="gramEnd"/>
-      <w:r>
-        <w:rPr>
-          <w:sz w:val="22"/>
-          <w:szCs w:val="24"/>
-        </w:rPr>
-        <w:t>枚标准六面骰（通常为深浅两色，全场</w:t>
-      </w:r>
-      <w:proofErr w:type="gramStart"/>
-      <w:r>
-        <w:rPr>
-          <w:sz w:val="22"/>
-          <w:szCs w:val="24"/>
-        </w:rPr>
-        <w:t xml:space="preserve">共 12 </w:t>
-      </w:r>
-      <w:proofErr w:type="gramEnd"/>
-      <w:r>
-        <w:rPr>
-          <w:sz w:val="22"/>
-          <w:szCs w:val="24"/>
-        </w:rPr>
-        <w:t>枚）。</w:t>
-      </w:r>
-    </w:p>
-    <w:p>
-      <w:pPr>
-        <w:rPr>
+        <w:t>：双人对弈，双方各执 6 枚标准六面骰（通常为深浅两色，全场共 12 枚）。</w:t>
+      </w:r>
+    </w:p>
+    <w:p>
+      <w:pPr>
+        <w:rPr>
+          <w:rFonts w:hint="eastAsia"/>
           <w:sz w:val="22"/>
           <w:szCs w:val="24"/>
         </w:rPr>
@@ -240,6 +179,7 @@
           <w:numId w:val="1"/>
         </w:numPr>
         <w:rPr>
+          <w:rFonts w:hint="eastAsia"/>
           <w:sz w:val="22"/>
           <w:szCs w:val="24"/>
         </w:rPr>
@@ -264,6 +204,7 @@
     <w:p>
       <w:pPr>
         <w:rPr>
+          <w:rFonts w:hint="eastAsia"/>
           <w:sz w:val="22"/>
           <w:szCs w:val="24"/>
         </w:rPr>
@@ -283,32 +224,17 @@
           <w:numId w:val="1"/>
         </w:numPr>
         <w:rPr>
-          <w:sz w:val="22"/>
-          <w:szCs w:val="24"/>
-        </w:rPr>
-      </w:pPr>
-      <w:r>
-        <w:rPr>
-          <w:sz w:val="22"/>
-          <w:szCs w:val="24"/>
-        </w:rPr>
-        <w:t>双方</w:t>
-      </w:r>
-      <w:proofErr w:type="gramStart"/>
-      <w:r>
-        <w:rPr>
-          <w:sz w:val="22"/>
-          <w:szCs w:val="24"/>
-        </w:rPr>
-        <w:t xml:space="preserve">的 6 </w:t>
-      </w:r>
-      <w:proofErr w:type="gramEnd"/>
-      <w:r>
-        <w:rPr>
-          <w:sz w:val="22"/>
-          <w:szCs w:val="24"/>
-        </w:rPr>
-        <w:t>枚骰子分别占满</w:t>
+          <w:rFonts w:hint="eastAsia"/>
+          <w:sz w:val="22"/>
+          <w:szCs w:val="24"/>
+        </w:rPr>
+      </w:pPr>
+      <w:r>
+        <w:rPr>
+          <w:sz w:val="22"/>
+          <w:szCs w:val="24"/>
+        </w:rPr>
+        <w:t>双方的 6 枚骰子分别占满</w:t>
       </w:r>
       <w:r>
         <w:rPr>
@@ -324,44 +250,13 @@
           <w:sz w:val="22"/>
           <w:szCs w:val="24"/>
         </w:rPr>
-        <w:t>（</w:t>
-      </w:r>
-      <w:proofErr w:type="gramStart"/>
-      <w:r>
-        <w:rPr>
-          <w:sz w:val="22"/>
-          <w:szCs w:val="24"/>
-        </w:rPr>
-        <w:t xml:space="preserve">第 1 </w:t>
-      </w:r>
-      <w:proofErr w:type="gramEnd"/>
-      <w:r>
-        <w:rPr>
-          <w:sz w:val="22"/>
-          <w:szCs w:val="24"/>
-        </w:rPr>
-        <w:t>行与</w:t>
-      </w:r>
-      <w:proofErr w:type="gramStart"/>
-      <w:r>
-        <w:rPr>
-          <w:sz w:val="22"/>
-          <w:szCs w:val="24"/>
-        </w:rPr>
-        <w:t xml:space="preserve">第 6 </w:t>
-      </w:r>
-      <w:proofErr w:type="gramEnd"/>
-      <w:r>
-        <w:rPr>
-          <w:sz w:val="22"/>
-          <w:szCs w:val="24"/>
-        </w:rPr>
-        <w:t>行）。</w:t>
-      </w:r>
-    </w:p>
-    <w:p>
-      <w:pPr>
-        <w:rPr>
+        <w:t>（第 1 行与第 6 行）。</w:t>
+      </w:r>
+    </w:p>
+    <w:p>
+      <w:pPr>
+        <w:rPr>
+          <w:rFonts w:hint="eastAsia"/>
           <w:sz w:val="22"/>
           <w:szCs w:val="24"/>
         </w:rPr>
@@ -374,78 +269,23 @@
           <w:numId w:val="1"/>
         </w:numPr>
         <w:rPr>
-          <w:sz w:val="22"/>
-          <w:szCs w:val="24"/>
-        </w:rPr>
-      </w:pPr>
-      <w:proofErr w:type="gramStart"/>
-      <w:r>
-        <w:rPr>
-          <w:sz w:val="22"/>
-          <w:szCs w:val="24"/>
-        </w:rPr>
-        <w:t>中间 4 行</w:t>
-      </w:r>
-      <w:proofErr w:type="gramEnd"/>
-      <w:r>
-        <w:rPr>
-          <w:sz w:val="22"/>
-          <w:szCs w:val="24"/>
-        </w:rPr>
-        <w:t>（</w:t>
-      </w:r>
-      <w:proofErr w:type="gramStart"/>
-      <w:r>
-        <w:rPr>
-          <w:sz w:val="22"/>
-          <w:szCs w:val="24"/>
-        </w:rPr>
-        <w:t>第 2</w:t>
-      </w:r>
-      <w:proofErr w:type="gramEnd"/>
-      <w:r>
-        <w:rPr>
-          <w:sz w:val="22"/>
-          <w:szCs w:val="24"/>
-        </w:rPr>
-        <w:t>、3、4、</w:t>
-      </w:r>
-      <w:proofErr w:type="gramStart"/>
-      <w:r>
-        <w:rPr>
-          <w:sz w:val="22"/>
-          <w:szCs w:val="24"/>
-        </w:rPr>
-        <w:t>5 行</w:t>
-      </w:r>
-      <w:proofErr w:type="gramEnd"/>
-      <w:r>
-        <w:rPr>
-          <w:sz w:val="22"/>
-          <w:szCs w:val="24"/>
-        </w:rPr>
-        <w:t>，</w:t>
-      </w:r>
-      <w:proofErr w:type="gramStart"/>
-      <w:r>
-        <w:rPr>
-          <w:sz w:val="22"/>
-          <w:szCs w:val="24"/>
-        </w:rPr>
-        <w:t xml:space="preserve">共 24 </w:t>
-      </w:r>
-      <w:proofErr w:type="gramEnd"/>
-      <w:r>
-        <w:rPr>
-          <w:sz w:val="22"/>
-          <w:szCs w:val="24"/>
-        </w:rPr>
-        <w:t>个格子）开局完全留空。</w:t>
-      </w:r>
-    </w:p>
-    <w:p>
-      <w:pPr>
-        <w:rPr>
+          <w:rFonts w:hint="eastAsia"/>
+          <w:sz w:val="22"/>
+          <w:szCs w:val="24"/>
+        </w:rPr>
+      </w:pPr>
+      <w:r>
+        <w:rPr>
+          <w:sz w:val="22"/>
+          <w:szCs w:val="24"/>
+        </w:rPr>
+        <w:t>中间 4 行（第 2、3、4、5 行，共 24 个格子）开局完全留空。</w:t>
+      </w:r>
+    </w:p>
+    <w:p>
+      <w:pPr>
+        <w:rPr>
+          <w:rFonts w:hint="eastAsia"/>
           <w:sz w:val="22"/>
           <w:szCs w:val="24"/>
         </w:rPr>
@@ -458,6 +298,7 @@
           <w:numId w:val="1"/>
         </w:numPr>
         <w:rPr>
+          <w:rFonts w:hint="eastAsia"/>
           <w:sz w:val="22"/>
           <w:szCs w:val="24"/>
         </w:rPr>
@@ -482,6 +323,7 @@
     <w:p>
       <w:pPr>
         <w:rPr>
+          <w:rFonts w:hint="eastAsia"/>
           <w:sz w:val="22"/>
           <w:szCs w:val="24"/>
         </w:rPr>
@@ -501,6 +343,7 @@
           <w:numId w:val="1"/>
         </w:numPr>
         <w:rPr>
+          <w:rFonts w:hint="eastAsia"/>
           <w:sz w:val="22"/>
           <w:szCs w:val="24"/>
         </w:rPr>
@@ -519,15 +362,7 @@
           <w:sz w:val="22"/>
           <w:szCs w:val="24"/>
         </w:rPr>
-        <w:t>：统一设定</w:t>
-      </w:r>
-      <w:proofErr w:type="gramStart"/>
-      <w:r>
-        <w:rPr>
-          <w:sz w:val="22"/>
-          <w:szCs w:val="24"/>
-        </w:rPr>
-        <w:t xml:space="preserve">为 </w:t>
+        <w:t xml:space="preserve">：统一设定为 </w:t>
       </w:r>
       <w:r>
         <w:rPr>
@@ -538,7 +373,6 @@
         </w:rPr>
         <w:t>6</w:t>
       </w:r>
-      <w:proofErr w:type="gramEnd"/>
       <w:r>
         <w:rPr>
           <w:sz w:val="22"/>
@@ -550,6 +384,7 @@
     <w:p>
       <w:pPr>
         <w:rPr>
+          <w:rFonts w:hint="eastAsia"/>
           <w:sz w:val="22"/>
           <w:szCs w:val="24"/>
         </w:rPr>
@@ -562,6 +397,7 @@
           <w:numId w:val="1"/>
         </w:numPr>
         <w:rPr>
+          <w:rFonts w:hint="eastAsia"/>
           <w:sz w:val="22"/>
           <w:szCs w:val="24"/>
         </w:rPr>
@@ -580,15 +416,7 @@
           <w:sz w:val="22"/>
           <w:szCs w:val="24"/>
         </w:rPr>
-        <w:t>：统一设定</w:t>
-      </w:r>
-      <w:proofErr w:type="gramStart"/>
-      <w:r>
-        <w:rPr>
-          <w:sz w:val="22"/>
-          <w:szCs w:val="24"/>
-        </w:rPr>
-        <w:t xml:space="preserve">为 </w:t>
+        <w:t xml:space="preserve">：统一设定为 </w:t>
       </w:r>
       <w:r>
         <w:rPr>
@@ -599,37 +427,12 @@
         </w:rPr>
         <w:t>2</w:t>
       </w:r>
-      <w:proofErr w:type="gramEnd"/>
-      <w:r>
-        <w:rPr>
-          <w:sz w:val="22"/>
-          <w:szCs w:val="24"/>
-        </w:rPr>
-        <w:t>（根据对立面之和</w:t>
-      </w:r>
-      <w:proofErr w:type="gramStart"/>
-      <w:r>
-        <w:rPr>
-          <w:sz w:val="22"/>
-          <w:szCs w:val="24"/>
-        </w:rPr>
-        <w:t xml:space="preserve">为 7 </w:t>
-      </w:r>
-      <w:proofErr w:type="gramEnd"/>
-      <w:r>
-        <w:rPr>
-          <w:sz w:val="22"/>
-          <w:szCs w:val="24"/>
-        </w:rPr>
-        <w:t>的标准骰结构，朝向己方的面</w:t>
-      </w:r>
-      <w:proofErr w:type="gramStart"/>
-      <w:r>
-        <w:rPr>
-          <w:sz w:val="22"/>
-          <w:szCs w:val="24"/>
-        </w:rPr>
-        <w:t xml:space="preserve">为 </w:t>
+      <w:r>
+        <w:rPr>
+          <w:sz w:val="22"/>
+          <w:szCs w:val="24"/>
+        </w:rPr>
+        <w:t xml:space="preserve">（根据对立面之和为 7 的标准骰结构，朝向己方的面为 </w:t>
       </w:r>
       <w:r>
         <w:rPr>
@@ -640,7 +443,6 @@
         </w:rPr>
         <w:t>5</w:t>
       </w:r>
-      <w:proofErr w:type="gramEnd"/>
       <w:r>
         <w:rPr>
           <w:sz w:val="22"/>
@@ -652,6 +454,7 @@
     <w:p>
       <w:pPr>
         <w:rPr>
+          <w:rFonts w:hint="eastAsia"/>
           <w:sz w:val="22"/>
           <w:szCs w:val="24"/>
         </w:rPr>
@@ -664,6 +467,7 @@
           <w:numId w:val="1"/>
         </w:numPr>
         <w:rPr>
+          <w:rFonts w:hint="eastAsia"/>
           <w:sz w:val="22"/>
           <w:szCs w:val="24"/>
         </w:rPr>
@@ -682,15 +486,7 @@
           <w:sz w:val="22"/>
           <w:szCs w:val="24"/>
         </w:rPr>
-        <w:t>：分别</w:t>
-      </w:r>
-      <w:proofErr w:type="gramStart"/>
-      <w:r>
-        <w:rPr>
-          <w:sz w:val="22"/>
-          <w:szCs w:val="24"/>
-        </w:rPr>
-        <w:t xml:space="preserve">为 </w:t>
+        <w:t xml:space="preserve">：分别为 </w:t>
       </w:r>
       <w:r>
         <w:rPr>
@@ -706,15 +502,7 @@
           <w:sz w:val="22"/>
           <w:szCs w:val="24"/>
         </w:rPr>
-        <w:t xml:space="preserve"> </w:t>
-      </w:r>
-      <w:proofErr w:type="gramEnd"/>
-      <w:r>
-        <w:rPr>
-          <w:sz w:val="22"/>
-          <w:szCs w:val="24"/>
-        </w:rPr>
-        <w:t xml:space="preserve">和 </w:t>
+        <w:t xml:space="preserve"> 和 </w:t>
       </w:r>
       <w:r>
         <w:rPr>
@@ -736,53 +524,36 @@
     <w:p>
       <w:pPr>
         <w:rPr>
-          <w:sz w:val="22"/>
-          <w:szCs w:val="24"/>
-        </w:rPr>
-      </w:pPr>
-    </w:p>
-    <w:p>
-      <w:pPr>
-        <w:rPr>
-          <w:b/>
-          <w:bCs/>
-          <w:sz w:val="22"/>
-          <w:szCs w:val="24"/>
-        </w:rPr>
-      </w:pPr>
-      <w:r>
-        <w:rPr>
-          <w:b/>
-          <w:bCs/>
-          <w:sz w:val="22"/>
-          <w:szCs w:val="24"/>
-        </w:rPr>
-        <w:t>二</w:t>
-      </w:r>
-      <w:proofErr w:type="gramStart"/>
-      <w:r>
-        <w:rPr>
-          <w:b/>
-          <w:bCs/>
-          <w:sz w:val="22"/>
-          <w:szCs w:val="24"/>
-        </w:rPr>
-        <w:t>、 基础</w:t>
-      </w:r>
-      <w:proofErr w:type="gramEnd"/>
-      <w:r>
-        <w:rPr>
-          <w:b/>
-          <w:bCs/>
-          <w:sz w:val="22"/>
-          <w:szCs w:val="24"/>
-        </w:rPr>
-        <w:t>移动规范</w:t>
-      </w:r>
-    </w:p>
-    <w:p>
-      <w:pPr>
-        <w:rPr>
+          <w:rFonts w:hint="eastAsia"/>
+          <w:sz w:val="22"/>
+          <w:szCs w:val="24"/>
+        </w:rPr>
+      </w:pPr>
+    </w:p>
+    <w:p>
+      <w:pPr>
+        <w:rPr>
+          <w:rFonts w:hint="eastAsia"/>
+          <w:b/>
+          <w:bCs/>
+          <w:sz w:val="22"/>
+          <w:szCs w:val="24"/>
+        </w:rPr>
+      </w:pPr>
+      <w:r>
+        <w:rPr>
+          <w:b/>
+          <w:bCs/>
+          <w:sz w:val="22"/>
+          <w:szCs w:val="24"/>
+        </w:rPr>
+        <w:t>二、 基础移动规范</w:t>
+      </w:r>
+    </w:p>
+    <w:p>
+      <w:pPr>
+        <w:rPr>
+          <w:rFonts w:hint="eastAsia"/>
           <w:sz w:val="22"/>
           <w:szCs w:val="24"/>
         </w:rPr>
@@ -814,6 +585,7 @@
     <w:p>
       <w:pPr>
         <w:rPr>
+          <w:rFonts w:hint="eastAsia"/>
           <w:sz w:val="22"/>
           <w:szCs w:val="24"/>
         </w:rPr>
@@ -833,6 +605,7 @@
           <w:numId w:val="2"/>
         </w:numPr>
         <w:rPr>
+          <w:rFonts w:hint="eastAsia"/>
           <w:sz w:val="22"/>
           <w:szCs w:val="24"/>
         </w:rPr>
@@ -867,28 +640,13 @@
           <w:sz w:val="22"/>
           <w:szCs w:val="24"/>
         </w:rPr>
-        <w:t>翻滚一格（90</w:t>
-      </w:r>
-      <w:proofErr w:type="gramStart"/>
-      <w:r>
-        <w:rPr>
-          <w:sz w:val="22"/>
-          <w:szCs w:val="24"/>
-        </w:rPr>
-        <w:t>° 倾倒</w:t>
-      </w:r>
-      <w:proofErr w:type="gramEnd"/>
-      <w:r>
-        <w:rPr>
-          <w:sz w:val="22"/>
-          <w:szCs w:val="24"/>
-        </w:rPr>
-        <w:t>）。翻滚会直接改变顶面朝向与点数。</w:t>
-      </w:r>
-    </w:p>
-    <w:p>
-      <w:pPr>
-        <w:rPr>
+        <w:t>翻滚一格（90° 倾倒）。翻滚会直接改变顶面朝向与点数。</w:t>
+      </w:r>
+    </w:p>
+    <w:p>
+      <w:pPr>
+        <w:rPr>
+          <w:rFonts w:hint="eastAsia"/>
           <w:sz w:val="22"/>
           <w:szCs w:val="24"/>
         </w:rPr>
@@ -901,6 +659,7 @@
           <w:numId w:val="2"/>
         </w:numPr>
         <w:rPr>
+          <w:rFonts w:hint="eastAsia"/>
           <w:sz w:val="22"/>
           <w:szCs w:val="24"/>
         </w:rPr>
@@ -941,6 +700,7 @@
     <w:p>
       <w:pPr>
         <w:rPr>
+          <w:rFonts w:hint="eastAsia"/>
           <w:sz w:val="22"/>
           <w:szCs w:val="24"/>
         </w:rPr>
@@ -953,6 +713,7 @@
           <w:numId w:val="2"/>
         </w:numPr>
         <w:rPr>
+          <w:rFonts w:hint="eastAsia"/>
           <w:sz w:val="22"/>
           <w:szCs w:val="24"/>
         </w:rPr>
@@ -977,6 +738,7 @@
     <w:p>
       <w:pPr>
         <w:rPr>
+          <w:rFonts w:hint="eastAsia"/>
           <w:sz w:val="22"/>
           <w:szCs w:val="24"/>
         </w:rPr>
@@ -989,6 +751,7 @@
           <w:numId w:val="2"/>
         </w:numPr>
         <w:rPr>
+          <w:rFonts w:hint="eastAsia"/>
           <w:sz w:val="22"/>
           <w:szCs w:val="24"/>
         </w:rPr>
@@ -1013,6 +776,7 @@
     <w:p>
       <w:pPr>
         <w:rPr>
+          <w:rFonts w:hint="eastAsia"/>
           <w:sz w:val="22"/>
           <w:szCs w:val="24"/>
         </w:rPr>
@@ -1032,6 +796,7 @@
           <w:numId w:val="2"/>
         </w:numPr>
         <w:rPr>
+          <w:rFonts w:hint="eastAsia"/>
           <w:sz w:val="22"/>
           <w:szCs w:val="24"/>
         </w:rPr>
@@ -1057,6 +822,7 @@
     <w:p>
       <w:pPr>
         <w:rPr>
+          <w:rFonts w:hint="eastAsia"/>
           <w:sz w:val="22"/>
           <w:szCs w:val="24"/>
         </w:rPr>
@@ -1069,6 +835,7 @@
           <w:numId w:val="2"/>
         </w:numPr>
         <w:rPr>
+          <w:rFonts w:hint="eastAsia"/>
           <w:sz w:val="22"/>
           <w:szCs w:val="24"/>
         </w:rPr>
@@ -1093,6 +860,7 @@
     <w:p>
       <w:pPr>
         <w:rPr>
+          <w:rFonts w:hint="eastAsia"/>
           <w:sz w:val="22"/>
           <w:szCs w:val="24"/>
         </w:rPr>
@@ -1105,6 +873,7 @@
           <w:numId w:val="2"/>
         </w:numPr>
         <w:rPr>
+          <w:rFonts w:hint="eastAsia"/>
           <w:sz w:val="22"/>
           <w:szCs w:val="24"/>
         </w:rPr>
@@ -1129,48 +898,30 @@
     <w:p>
       <w:pPr>
         <w:rPr>
-          <w:sz w:val="22"/>
-          <w:szCs w:val="24"/>
-        </w:rPr>
-      </w:pPr>
-    </w:p>
-    <w:p>
-      <w:pPr>
-        <w:rPr>
-          <w:b/>
-          <w:bCs/>
-          <w:sz w:val="22"/>
-          <w:szCs w:val="24"/>
-        </w:rPr>
-      </w:pPr>
-      <w:r>
-        <w:rPr>
-          <w:b/>
-          <w:bCs/>
-          <w:sz w:val="22"/>
-          <w:szCs w:val="24"/>
-        </w:rPr>
-        <w:t>三</w:t>
-      </w:r>
-      <w:proofErr w:type="gramStart"/>
-      <w:r>
-        <w:rPr>
-          <w:b/>
-          <w:bCs/>
-          <w:sz w:val="22"/>
-          <w:szCs w:val="24"/>
-        </w:rPr>
-        <w:t>、 两</w:t>
-      </w:r>
-      <w:proofErr w:type="gramEnd"/>
-      <w:r>
-        <w:rPr>
-          <w:b/>
-          <w:bCs/>
-          <w:sz w:val="22"/>
-          <w:szCs w:val="24"/>
-        </w:rPr>
-        <w:t>种游戏模式规则</w:t>
+          <w:rFonts w:hint="eastAsia"/>
+          <w:sz w:val="22"/>
+          <w:szCs w:val="24"/>
+        </w:rPr>
+      </w:pPr>
+    </w:p>
+    <w:p>
+      <w:pPr>
+        <w:rPr>
+          <w:rFonts w:hint="eastAsia"/>
+          <w:b/>
+          <w:bCs/>
+          <w:sz w:val="22"/>
+          <w:szCs w:val="24"/>
+        </w:rPr>
+      </w:pPr>
+      <w:r>
+        <w:rPr>
+          <w:b/>
+          <w:bCs/>
+          <w:sz w:val="22"/>
+          <w:szCs w:val="24"/>
+        </w:rPr>
+        <w:t>三、 两种游戏模式规则</w:t>
       </w:r>
     </w:p>
     <w:tbl>
@@ -1214,6 +965,7 @@
           <w:p>
             <w:pPr>
               <w:rPr>
+                <w:rFonts w:hint="eastAsia"/>
                 <w:sz w:val="22"/>
                 <w:szCs w:val="24"/>
               </w:rPr>
@@ -1250,6 +1002,7 @@
           <w:p>
             <w:pPr>
               <w:rPr>
+                <w:rFonts w:hint="eastAsia"/>
                 <w:sz w:val="22"/>
                 <w:szCs w:val="24"/>
               </w:rPr>
@@ -1261,19 +1014,8 @@
                 <w:sz w:val="22"/>
                 <w:szCs w:val="24"/>
               </w:rPr>
-              <w:t xml:space="preserve">模式一：标准竞速计分赛 </w:t>
+              <w:t>模式一：标准竞速计分赛 (Standard Mode)</w:t>
             </w:r>
-            <w:proofErr w:type="gramStart"/>
-            <w:r>
-              <w:rPr>
-                <w:b/>
-                <w:bCs/>
-                <w:sz w:val="22"/>
-                <w:szCs w:val="24"/>
-              </w:rPr>
-              <w:t>(Standard Mode)</w:t>
-            </w:r>
-            <w:proofErr w:type="gramEnd"/>
           </w:p>
         </w:tc>
         <w:tc>
@@ -1297,6 +1039,7 @@
           <w:p>
             <w:pPr>
               <w:rPr>
+                <w:rFonts w:hint="eastAsia"/>
                 <w:sz w:val="22"/>
                 <w:szCs w:val="24"/>
               </w:rPr>
@@ -1308,19 +1051,8 @@
                 <w:sz w:val="22"/>
                 <w:szCs w:val="24"/>
               </w:rPr>
-              <w:t xml:space="preserve">模式二：战斗冲突变体 </w:t>
+              <w:t>模式二：战斗冲突变体 (Clash Variant)</w:t>
             </w:r>
-            <w:proofErr w:type="gramStart"/>
-            <w:r>
-              <w:rPr>
-                <w:b/>
-                <w:bCs/>
-                <w:sz w:val="22"/>
-                <w:szCs w:val="24"/>
-              </w:rPr>
-              <w:t>(Clash Variant)</w:t>
-            </w:r>
-            <w:proofErr w:type="gramEnd"/>
           </w:p>
         </w:tc>
       </w:tr>
@@ -1349,6 +1081,7 @@
           <w:p>
             <w:pPr>
               <w:rPr>
+                <w:rFonts w:hint="eastAsia"/>
                 <w:sz w:val="22"/>
                 <w:szCs w:val="24"/>
               </w:rPr>
@@ -1385,6 +1118,7 @@
           <w:p>
             <w:pPr>
               <w:rPr>
+                <w:rFonts w:hint="eastAsia"/>
                 <w:sz w:val="22"/>
                 <w:szCs w:val="24"/>
               </w:rPr>
@@ -1428,6 +1162,7 @@
           <w:p>
             <w:pPr>
               <w:rPr>
+                <w:rFonts w:hint="eastAsia"/>
                 <w:sz w:val="22"/>
                 <w:szCs w:val="24"/>
               </w:rPr>
@@ -1476,6 +1211,7 @@
           <w:p>
             <w:pPr>
               <w:rPr>
+                <w:rFonts w:hint="eastAsia"/>
                 <w:sz w:val="22"/>
                 <w:szCs w:val="24"/>
               </w:rPr>
@@ -1512,6 +1248,7 @@
           <w:p>
             <w:pPr>
               <w:rPr>
+                <w:rFonts w:hint="eastAsia"/>
                 <w:sz w:val="22"/>
                 <w:szCs w:val="24"/>
               </w:rPr>
@@ -1555,6 +1292,7 @@
           <w:p>
             <w:pPr>
               <w:rPr>
+                <w:rFonts w:hint="eastAsia"/>
                 <w:sz w:val="22"/>
                 <w:szCs w:val="24"/>
               </w:rPr>
@@ -1603,6 +1341,7 @@
           <w:p>
             <w:pPr>
               <w:rPr>
+                <w:rFonts w:hint="eastAsia"/>
                 <w:sz w:val="22"/>
                 <w:szCs w:val="24"/>
               </w:rPr>
@@ -1639,6 +1378,7 @@
           <w:p>
             <w:pPr>
               <w:rPr>
+                <w:rFonts w:hint="eastAsia"/>
                 <w:sz w:val="22"/>
                 <w:szCs w:val="24"/>
               </w:rPr>
@@ -1689,6 +1429,7 @@
           <w:p>
             <w:pPr>
               <w:rPr>
+                <w:rFonts w:hint="eastAsia"/>
                 <w:sz w:val="22"/>
                 <w:szCs w:val="24"/>
               </w:rPr>
@@ -1728,6 +1469,7 @@
           <w:p>
             <w:pPr>
               <w:rPr>
+                <w:rFonts w:hint="eastAsia"/>
                 <w:sz w:val="22"/>
                 <w:szCs w:val="24"/>
               </w:rPr>
@@ -1764,6 +1506,7 @@
           <w:p>
             <w:pPr>
               <w:rPr>
+                <w:rFonts w:hint="eastAsia"/>
                 <w:sz w:val="22"/>
                 <w:szCs w:val="24"/>
               </w:rPr>
@@ -1807,6 +1550,7 @@
           <w:p>
             <w:pPr>
               <w:rPr>
+                <w:rFonts w:hint="eastAsia"/>
                 <w:sz w:val="22"/>
                 <w:szCs w:val="24"/>
               </w:rPr>
@@ -1825,6 +1569,7 @@
     <w:p>
       <w:pPr>
         <w:rPr>
+          <w:rFonts w:hint="eastAsia"/>
           <w:b/>
           <w:bCs/>
           <w:sz w:val="22"/>
@@ -1844,6 +1589,7 @@
     <w:p>
       <w:pPr>
         <w:rPr>
+          <w:rFonts w:hint="eastAsia"/>
           <w:sz w:val="22"/>
           <w:szCs w:val="24"/>
         </w:rPr>
@@ -1859,14 +1605,16 @@
     <w:p>
       <w:pPr>
         <w:rPr>
-          <w:sz w:val="22"/>
-          <w:szCs w:val="24"/>
-        </w:rPr>
-      </w:pPr>
-    </w:p>
-    <w:p>
-      <w:pPr>
-        <w:rPr>
+          <w:rFonts w:hint="eastAsia"/>
+          <w:sz w:val="22"/>
+          <w:szCs w:val="24"/>
+        </w:rPr>
+      </w:pPr>
+    </w:p>
+    <w:p>
+      <w:pPr>
+        <w:rPr>
+          <w:rFonts w:hint="eastAsia"/>
           <w:sz w:val="22"/>
           <w:szCs w:val="24"/>
         </w:rPr>
@@ -1943,6 +1691,7 @@
           <w:numId w:val="3"/>
         </w:numPr>
         <w:rPr>
+          <w:rFonts w:hint="eastAsia"/>
           <w:sz w:val="22"/>
           <w:szCs w:val="24"/>
         </w:rPr>
@@ -1970,27 +1719,7 @@
           <w:sz w:val="22"/>
           <w:szCs w:val="24"/>
         </w:rPr>
-        <w:t>凡是尚未到达对方底线行的骰子，</w:t>
-      </w:r>
-      <w:proofErr w:type="gramStart"/>
-      <w:r>
-        <w:rPr>
-          <w:b/>
-          <w:bCs/>
-          <w:sz w:val="22"/>
-          <w:szCs w:val="24"/>
-        </w:rPr>
-        <w:t xml:space="preserve">计 0 </w:t>
-      </w:r>
-      <w:proofErr w:type="gramEnd"/>
-      <w:r>
-        <w:rPr>
-          <w:b/>
-          <w:bCs/>
-          <w:sz w:val="22"/>
-          <w:szCs w:val="24"/>
-        </w:rPr>
-        <w:t>分</w:t>
+        <w:t>凡是尚未到达对方底线行的骰子，计 0 分</w:t>
       </w:r>
       <w:r>
         <w:rPr>
@@ -2003,14 +1732,16 @@
     <w:p>
       <w:pPr>
         <w:rPr>
-          <w:sz w:val="22"/>
-          <w:szCs w:val="24"/>
-        </w:rPr>
-      </w:pPr>
-    </w:p>
-    <w:p>
-      <w:pPr>
-        <w:rPr>
+          <w:rFonts w:hint="eastAsia"/>
+          <w:sz w:val="22"/>
+          <w:szCs w:val="24"/>
+        </w:rPr>
+      </w:pPr>
+    </w:p>
+    <w:p>
+      <w:pPr>
+        <w:rPr>
+          <w:rFonts w:hint="eastAsia"/>
           <w:b/>
           <w:bCs/>
           <w:sz w:val="22"/>
@@ -2034,6 +1765,7 @@
           <w:numId w:val="4"/>
         </w:numPr>
         <w:rPr>
+          <w:rFonts w:hint="eastAsia"/>
           <w:sz w:val="22"/>
           <w:szCs w:val="24"/>
         </w:rPr>
@@ -2090,6 +1822,7 @@
     <w:p>
       <w:pPr>
         <w:rPr>
+          <w:rFonts w:hint="eastAsia"/>
           <w:sz w:val="22"/>
           <w:szCs w:val="24"/>
         </w:rPr>
@@ -2102,6 +1835,7 @@
           <w:numId w:val="4"/>
         </w:numPr>
         <w:rPr>
+          <w:rFonts w:hint="eastAsia"/>
           <w:sz w:val="22"/>
           <w:szCs w:val="24"/>
         </w:rPr>
@@ -2142,64 +1876,36 @@
     <w:p>
       <w:pPr>
         <w:rPr>
-          <w:sz w:val="22"/>
-          <w:szCs w:val="24"/>
-        </w:rPr>
-      </w:pPr>
-    </w:p>
-    <w:p>
-      <w:pPr>
-        <w:rPr>
-          <w:b/>
-          <w:bCs/>
-          <w:sz w:val="22"/>
-          <w:szCs w:val="24"/>
-        </w:rPr>
-      </w:pPr>
-      <w:r>
-        <w:rPr>
-          <w:b/>
-          <w:bCs/>
-          <w:sz w:val="22"/>
-          <w:szCs w:val="24"/>
-        </w:rPr>
-        <w:t>四</w:t>
-      </w:r>
-      <w:proofErr w:type="gramStart"/>
-      <w:r>
-        <w:rPr>
-          <w:b/>
-          <w:bCs/>
-          <w:sz w:val="22"/>
-          <w:szCs w:val="24"/>
-        </w:rPr>
-        <w:t>、 疑难</w:t>
-      </w:r>
-      <w:proofErr w:type="gramEnd"/>
-      <w:r>
-        <w:rPr>
-          <w:b/>
-          <w:bCs/>
-          <w:sz w:val="22"/>
-          <w:szCs w:val="24"/>
-        </w:rPr>
-        <w:t xml:space="preserve">规则与核心机制解答 </w:t>
-      </w:r>
-      <w:proofErr w:type="gramStart"/>
-      <w:r>
-        <w:rPr>
-          <w:b/>
-          <w:bCs/>
-          <w:sz w:val="22"/>
-          <w:szCs w:val="24"/>
-        </w:rPr>
-        <w:t>(FAQ)</w:t>
-      </w:r>
-      <w:proofErr w:type="gramEnd"/>
-    </w:p>
-    <w:p>
-      <w:pPr>
-        <w:rPr>
+          <w:rFonts w:hint="eastAsia"/>
+          <w:sz w:val="22"/>
+          <w:szCs w:val="24"/>
+        </w:rPr>
+      </w:pPr>
+    </w:p>
+    <w:p>
+      <w:pPr>
+        <w:rPr>
+          <w:rFonts w:hint="eastAsia"/>
+          <w:b/>
+          <w:bCs/>
+          <w:sz w:val="22"/>
+          <w:szCs w:val="24"/>
+        </w:rPr>
+      </w:pPr>
+      <w:r>
+        <w:rPr>
+          <w:b/>
+          <w:bCs/>
+          <w:sz w:val="22"/>
+          <w:szCs w:val="24"/>
+        </w:rPr>
+        <w:t>四、 疑难规则与核心机制解答 (FAQ)</w:t>
+      </w:r>
+    </w:p>
+    <w:p>
+      <w:pPr>
+        <w:rPr>
+          <w:rFonts w:hint="eastAsia"/>
           <w:sz w:val="22"/>
           <w:szCs w:val="24"/>
         </w:rPr>
@@ -2217,6 +1923,7 @@
     <w:p>
       <w:pPr>
         <w:rPr>
+          <w:rFonts w:hint="eastAsia"/>
           <w:sz w:val="22"/>
           <w:szCs w:val="24"/>
         </w:rPr>
@@ -2236,38 +1943,19 @@
           <w:numId w:val="5"/>
         </w:numPr>
         <w:rPr>
-          <w:sz w:val="22"/>
-          <w:szCs w:val="24"/>
-        </w:rPr>
-      </w:pPr>
-      <w:r>
-        <w:rPr>
-          <w:b/>
-          <w:bCs/>
-          <w:sz w:val="22"/>
-          <w:szCs w:val="24"/>
-        </w:rPr>
-        <w:t>严格三选一，每回合仅能</w:t>
-      </w:r>
-      <w:proofErr w:type="gramStart"/>
-      <w:r>
-        <w:rPr>
-          <w:b/>
-          <w:bCs/>
-          <w:sz w:val="22"/>
-          <w:szCs w:val="24"/>
-        </w:rPr>
-        <w:t xml:space="preserve">翻滚 1 </w:t>
-      </w:r>
-      <w:proofErr w:type="gramEnd"/>
-      <w:r>
-        <w:rPr>
-          <w:b/>
-          <w:bCs/>
-          <w:sz w:val="22"/>
-          <w:szCs w:val="24"/>
-        </w:rPr>
-        <w:t>格</w:t>
+          <w:rFonts w:hint="eastAsia"/>
+          <w:sz w:val="22"/>
+          <w:szCs w:val="24"/>
+        </w:rPr>
+      </w:pPr>
+      <w:r>
+        <w:rPr>
+          <w:b/>
+          <w:bCs/>
+          <w:sz w:val="22"/>
+          <w:szCs w:val="24"/>
+        </w:rPr>
+        <w:t>严格三选一，每回合仅能翻滚 1 格</w:t>
       </w:r>
       <w:r>
         <w:rPr>
@@ -2383,36 +2071,22 @@
           <w:sz w:val="22"/>
           <w:szCs w:val="24"/>
         </w:rPr>
-        <w:t>，玩家每回合只能从中挑选一个方向</w:t>
-      </w:r>
-      <w:proofErr w:type="gramStart"/>
-      <w:r>
-        <w:rPr>
-          <w:sz w:val="22"/>
-          <w:szCs w:val="24"/>
-        </w:rPr>
-        <w:t>倾倒 90</w:t>
-      </w:r>
-      <w:proofErr w:type="gramEnd"/>
-      <w:r>
-        <w:rPr>
-          <w:sz w:val="22"/>
-          <w:szCs w:val="24"/>
-        </w:rPr>
-        <w:t>°，绝非连续执行三次翻滚。</w:t>
-      </w:r>
-    </w:p>
-    <w:p>
-      <w:pPr>
-        <w:rPr>
-          <w:sz w:val="22"/>
-          <w:szCs w:val="24"/>
-        </w:rPr>
-      </w:pPr>
-    </w:p>
-    <w:p>
-      <w:pPr>
-        <w:rPr>
+        <w:t>，玩家每回合只能从中挑选一个方向倾倒 90°，绝非连续执行三次翻滚。</w:t>
+      </w:r>
+    </w:p>
+    <w:p>
+      <w:pPr>
+        <w:rPr>
+          <w:rFonts w:hint="eastAsia"/>
+          <w:sz w:val="22"/>
+          <w:szCs w:val="24"/>
+        </w:rPr>
+      </w:pPr>
+    </w:p>
+    <w:p>
+      <w:pPr>
+        <w:rPr>
+          <w:rFonts w:hint="eastAsia"/>
           <w:sz w:val="22"/>
           <w:szCs w:val="24"/>
         </w:rPr>
@@ -2430,6 +2104,7 @@
     <w:p>
       <w:pPr>
         <w:rPr>
+          <w:rFonts w:hint="eastAsia"/>
           <w:sz w:val="22"/>
           <w:szCs w:val="24"/>
         </w:rPr>
@@ -2449,6 +2124,7 @@
           <w:numId w:val="6"/>
         </w:numPr>
         <w:rPr>
+          <w:rFonts w:hint="eastAsia"/>
           <w:sz w:val="22"/>
           <w:szCs w:val="24"/>
         </w:rPr>
@@ -2473,6 +2149,7 @@
     <w:p>
       <w:pPr>
         <w:rPr>
+          <w:rFonts w:hint="eastAsia"/>
           <w:sz w:val="22"/>
           <w:szCs w:val="24"/>
         </w:rPr>
@@ -2485,6 +2162,7 @@
           <w:numId w:val="6"/>
         </w:numPr>
         <w:rPr>
+          <w:rFonts w:hint="eastAsia"/>
           <w:sz w:val="22"/>
           <w:szCs w:val="24"/>
         </w:rPr>
@@ -2567,14 +2245,16 @@
     <w:p>
       <w:pPr>
         <w:rPr>
-          <w:sz w:val="22"/>
-          <w:szCs w:val="24"/>
-        </w:rPr>
-      </w:pPr>
-    </w:p>
-    <w:p>
-      <w:pPr>
-        <w:rPr>
+          <w:rFonts w:hint="eastAsia"/>
+          <w:sz w:val="22"/>
+          <w:szCs w:val="24"/>
+        </w:rPr>
+      </w:pPr>
+    </w:p>
+    <w:p>
+      <w:pPr>
+        <w:rPr>
+          <w:rFonts w:hint="eastAsia"/>
           <w:sz w:val="22"/>
           <w:szCs w:val="24"/>
         </w:rPr>
@@ -2592,6 +2272,7 @@
     <w:p>
       <w:pPr>
         <w:rPr>
+          <w:rFonts w:hint="eastAsia"/>
           <w:sz w:val="22"/>
           <w:szCs w:val="24"/>
         </w:rPr>
@@ -2611,6 +2292,7 @@
           <w:numId w:val="7"/>
         </w:numPr>
         <w:rPr>
+          <w:rFonts w:hint="eastAsia"/>
           <w:sz w:val="22"/>
           <w:szCs w:val="24"/>
         </w:rPr>
@@ -2651,6 +2333,7 @@
     <w:p>
       <w:pPr>
         <w:rPr>
+          <w:rFonts w:hint="eastAsia"/>
           <w:sz w:val="22"/>
           <w:szCs w:val="24"/>
         </w:rPr>
@@ -2663,6 +2346,7 @@
           <w:numId w:val="7"/>
         </w:numPr>
         <w:rPr>
+          <w:rFonts w:hint="eastAsia"/>
           <w:sz w:val="22"/>
           <w:szCs w:val="24"/>
         </w:rPr>
@@ -2674,25 +2358,14 @@
         </w:rPr>
         <w:t>连续跳跃中途</w:t>
       </w:r>
-      <w:proofErr w:type="gramStart"/>
-      <w:r>
-        <w:rPr>
-          <w:b/>
-          <w:bCs/>
-          <w:sz w:val="22"/>
-          <w:szCs w:val="24"/>
-        </w:rPr>
-        <w:t>允许 90</w:t>
-      </w:r>
-      <w:proofErr w:type="gramEnd"/>
-      <w:r>
-        <w:rPr>
-          <w:b/>
-          <w:bCs/>
-          <w:sz w:val="22"/>
-          <w:szCs w:val="24"/>
-        </w:rPr>
-        <w:t>° 转弯</w:t>
+      <w:r>
+        <w:rPr>
+          <w:b/>
+          <w:bCs/>
+          <w:sz w:val="22"/>
+          <w:szCs w:val="24"/>
+        </w:rPr>
+        <w:t>允许 90° 转弯</w:t>
       </w:r>
       <w:r>
         <w:rPr>
@@ -2705,14 +2378,16 @@
     <w:p>
       <w:pPr>
         <w:rPr>
-          <w:sz w:val="22"/>
-          <w:szCs w:val="24"/>
-        </w:rPr>
-      </w:pPr>
-    </w:p>
-    <w:p>
-      <w:pPr>
-        <w:rPr>
+          <w:rFonts w:hint="eastAsia"/>
+          <w:sz w:val="22"/>
+          <w:szCs w:val="24"/>
+        </w:rPr>
+      </w:pPr>
+    </w:p>
+    <w:p>
+      <w:pPr>
+        <w:rPr>
+          <w:rFonts w:hint="eastAsia"/>
           <w:sz w:val="22"/>
           <w:szCs w:val="24"/>
         </w:rPr>
@@ -2730,6 +2405,7 @@
     <w:p>
       <w:pPr>
         <w:rPr>
+          <w:rFonts w:hint="eastAsia"/>
           <w:sz w:val="22"/>
           <w:szCs w:val="24"/>
         </w:rPr>
@@ -2749,6 +2425,7 @@
           <w:numId w:val="8"/>
         </w:numPr>
         <w:rPr>
+          <w:rFonts w:hint="eastAsia"/>
           <w:sz w:val="22"/>
           <w:szCs w:val="24"/>
         </w:rPr>
@@ -2780,6 +2457,7 @@
     <w:p>
       <w:pPr>
         <w:rPr>
+          <w:rFonts w:hint="eastAsia"/>
           <w:sz w:val="22"/>
           <w:szCs w:val="24"/>
         </w:rPr>
@@ -2792,32 +2470,17 @@
           <w:numId w:val="8"/>
         </w:numPr>
         <w:rPr>
-          <w:sz w:val="22"/>
-          <w:szCs w:val="24"/>
-        </w:rPr>
-      </w:pPr>
-      <w:r>
-        <w:rPr>
-          <w:sz w:val="22"/>
-          <w:szCs w:val="24"/>
-        </w:rPr>
-        <w:t>若玩家 A 为了图快盲目一路翻滚冲刺，</w:t>
-      </w:r>
-      <w:proofErr w:type="gramStart"/>
-      <w:r>
-        <w:rPr>
-          <w:sz w:val="22"/>
-          <w:szCs w:val="24"/>
-        </w:rPr>
-        <w:t>6 颗</w:t>
-      </w:r>
-      <w:proofErr w:type="gramEnd"/>
-      <w:r>
-        <w:rPr>
-          <w:sz w:val="22"/>
-          <w:szCs w:val="24"/>
-        </w:rPr>
-        <w:t xml:space="preserve">子全部进线但点数被翻成了 </w:t>
+          <w:rFonts w:hint="eastAsia"/>
+          <w:sz w:val="22"/>
+          <w:szCs w:val="24"/>
+        </w:rPr>
+      </w:pPr>
+      <w:r>
+        <w:rPr>
+          <w:sz w:val="22"/>
+          <w:szCs w:val="24"/>
+        </w:rPr>
+        <w:t xml:space="preserve">若玩家 A 为了图快盲目一路翻滚冲刺，6 颗子全部进线但点数被翻成了 </w:t>
       </w:r>
       <m:oMath>
         <m:d>
@@ -2849,73 +2512,8 @@
           <w:sz w:val="22"/>
           <w:szCs w:val="24"/>
         </w:rPr>
-        <w:t>，总分仅</w:t>
-      </w:r>
-      <w:proofErr w:type="gramStart"/>
-      <w:r>
-        <w:rPr>
-          <w:sz w:val="22"/>
-          <w:szCs w:val="24"/>
-        </w:rPr>
-        <w:t xml:space="preserve">为 8 </w:t>
-      </w:r>
-      <w:proofErr w:type="gramEnd"/>
-      <w:r>
-        <w:rPr>
-          <w:sz w:val="22"/>
-          <w:szCs w:val="24"/>
-        </w:rPr>
-        <w:t>分；此时玩家 B 稳扎稳打，虽然中场仍</w:t>
-      </w:r>
-      <w:proofErr w:type="gramStart"/>
-      <w:r>
-        <w:rPr>
-          <w:sz w:val="22"/>
-          <w:szCs w:val="24"/>
-        </w:rPr>
-        <w:t xml:space="preserve">有 4 </w:t>
-      </w:r>
-      <w:proofErr w:type="gramEnd"/>
-      <w:r>
-        <w:rPr>
-          <w:sz w:val="22"/>
-          <w:szCs w:val="24"/>
-        </w:rPr>
-        <w:t>颗子来不及进线（</w:t>
-      </w:r>
-      <w:proofErr w:type="gramStart"/>
-      <w:r>
-        <w:rPr>
-          <w:sz w:val="22"/>
-          <w:szCs w:val="24"/>
-        </w:rPr>
-        <w:t xml:space="preserve">计 0 </w:t>
-      </w:r>
-      <w:proofErr w:type="gramEnd"/>
-      <w:r>
-        <w:rPr>
-          <w:sz w:val="22"/>
-          <w:szCs w:val="24"/>
-        </w:rPr>
-        <w:t>分），但依靠跳跃</w:t>
-      </w:r>
-      <w:proofErr w:type="gramStart"/>
-      <w:r>
-        <w:rPr>
-          <w:sz w:val="22"/>
-          <w:szCs w:val="24"/>
-        </w:rPr>
-        <w:t xml:space="preserve">将 2 </w:t>
-      </w:r>
-      <w:proofErr w:type="gramEnd"/>
-      <w:r>
-        <w:rPr>
-          <w:sz w:val="22"/>
-          <w:szCs w:val="24"/>
-        </w:rPr>
-        <w:t xml:space="preserve">颗 </w:t>
-      </w:r>
-      <w:proofErr w:type="gramStart"/>
+        <w:t xml:space="preserve">，总分仅为 8 分；此时玩家 B 稳扎稳打，虽然中场仍有 4 颗子来不及进线（计 0 分），但依靠跳跃将 2 颗 </w:t>
+      </w:r>
       <w:r>
         <w:rPr>
           <w:b/>
@@ -2925,79 +2523,45 @@
         </w:rPr>
         <w:t>6 点</w:t>
       </w:r>
-      <w:proofErr w:type="gramEnd"/>
-      <w:r>
-        <w:rPr>
-          <w:sz w:val="22"/>
-          <w:szCs w:val="24"/>
-        </w:rPr>
-        <w:t>送入了底线，总分</w:t>
-      </w:r>
-      <w:proofErr w:type="gramStart"/>
-      <w:r>
-        <w:rPr>
-          <w:sz w:val="22"/>
-          <w:szCs w:val="24"/>
-        </w:rPr>
-        <w:t xml:space="preserve">为 12 </w:t>
-      </w:r>
-      <w:proofErr w:type="gramEnd"/>
-      <w:r>
-        <w:rPr>
-          <w:sz w:val="22"/>
-          <w:szCs w:val="24"/>
-        </w:rPr>
-        <w:t>分。玩家 B 凭借点数优势直接逆转获胜。盲目关门会导致己方低分封死局面。</w:t>
-      </w:r>
-    </w:p>
-    <w:p>
-      <w:pPr>
-        <w:rPr>
-          <w:sz w:val="22"/>
-          <w:szCs w:val="24"/>
-        </w:rPr>
-      </w:pPr>
-    </w:p>
-    <w:p>
-      <w:pPr>
-        <w:rPr>
-          <w:sz w:val="22"/>
-          <w:szCs w:val="24"/>
-        </w:rPr>
-      </w:pPr>
-      <w:r>
-        <w:rPr>
-          <w:b/>
-          <w:bCs/>
-          <w:sz w:val="22"/>
-          <w:szCs w:val="24"/>
-        </w:rPr>
-        <w:t>Q5：骰子进底线后，为什么不能通过随意左右滚动凑</w:t>
-      </w:r>
-      <w:proofErr w:type="gramStart"/>
-      <w:r>
-        <w:rPr>
-          <w:b/>
-          <w:bCs/>
-          <w:sz w:val="22"/>
-          <w:szCs w:val="24"/>
-        </w:rPr>
-        <w:t xml:space="preserve">出 6 </w:t>
-      </w:r>
-      <w:proofErr w:type="gramEnd"/>
-      <w:r>
-        <w:rPr>
-          <w:b/>
-          <w:bCs/>
-          <w:sz w:val="22"/>
-          <w:szCs w:val="24"/>
-        </w:rPr>
-        <w:t>点？</w:t>
-      </w:r>
-    </w:p>
-    <w:p>
-      <w:pPr>
-        <w:rPr>
+      <w:r>
+        <w:rPr>
+          <w:sz w:val="22"/>
+          <w:szCs w:val="24"/>
+        </w:rPr>
+        <w:t>送入了底线，总分为 12 分。玩家 B 凭借点数优势直接逆转获胜。盲目关门会导致己方低分封死局面。</w:t>
+      </w:r>
+    </w:p>
+    <w:p>
+      <w:pPr>
+        <w:rPr>
+          <w:rFonts w:hint="eastAsia"/>
+          <w:sz w:val="22"/>
+          <w:szCs w:val="24"/>
+        </w:rPr>
+      </w:pPr>
+    </w:p>
+    <w:p>
+      <w:pPr>
+        <w:rPr>
+          <w:rFonts w:hint="eastAsia"/>
+          <w:sz w:val="22"/>
+          <w:szCs w:val="24"/>
+        </w:rPr>
+      </w:pPr>
+      <w:r>
+        <w:rPr>
+          <w:b/>
+          <w:bCs/>
+          <w:sz w:val="22"/>
+          <w:szCs w:val="24"/>
+        </w:rPr>
+        <w:t>Q5：骰子进底线后，为什么不能通过随意左右滚动凑出 6 点？</w:t>
+      </w:r>
+    </w:p>
+    <w:p>
+      <w:pPr>
+        <w:rPr>
+          <w:rFonts w:hint="eastAsia"/>
           <w:sz w:val="22"/>
           <w:szCs w:val="24"/>
         </w:rPr>
@@ -3017,6 +2581,7 @@
           <w:numId w:val="9"/>
         </w:numPr>
         <w:rPr>
+          <w:rFonts w:hint="eastAsia"/>
           <w:sz w:val="22"/>
           <w:szCs w:val="24"/>
         </w:rPr>
@@ -3048,6 +2613,7 @@
     <w:p>
       <w:pPr>
         <w:rPr>
+          <w:rFonts w:hint="eastAsia"/>
           <w:sz w:val="22"/>
           <w:szCs w:val="24"/>
         </w:rPr>
@@ -3067,6 +2633,7 @@
           <w:numId w:val="9"/>
         </w:numPr>
         <w:rPr>
+          <w:rFonts w:hint="eastAsia"/>
           <w:sz w:val="22"/>
           <w:szCs w:val="24"/>
         </w:rPr>
@@ -3082,6 +2649,7 @@
     <w:p>
       <w:pPr>
         <w:rPr>
+          <w:rFonts w:hint="eastAsia"/>
           <w:sz w:val="22"/>
           <w:szCs w:val="24"/>
         </w:rPr>
@@ -3094,37 +2662,23 @@
           <w:numId w:val="9"/>
         </w:numPr>
         <w:rPr>
-          <w:sz w:val="22"/>
-          <w:szCs w:val="24"/>
-        </w:rPr>
-      </w:pPr>
-      <w:r>
-        <w:rPr>
-          <w:sz w:val="22"/>
-          <w:szCs w:val="24"/>
-        </w:rPr>
-        <w:t>左右翻滚的旋转轴永远平行于纵向 Y 轴，此时</w:t>
-      </w:r>
-      <w:proofErr w:type="gramStart"/>
-      <w:r>
-        <w:rPr>
-          <w:sz w:val="22"/>
-          <w:szCs w:val="24"/>
-        </w:rPr>
-        <w:t xml:space="preserve">只有 4 </w:t>
-      </w:r>
-      <w:proofErr w:type="gramEnd"/>
-      <w:r>
-        <w:rPr>
-          <w:sz w:val="22"/>
-          <w:szCs w:val="24"/>
-        </w:rPr>
-        <w:t>个面能参与循环轮换。</w:t>
-      </w:r>
-    </w:p>
-    <w:p>
-      <w:pPr>
-        <w:rPr>
+          <w:rFonts w:hint="eastAsia"/>
+          <w:sz w:val="22"/>
+          <w:szCs w:val="24"/>
+        </w:rPr>
+      </w:pPr>
+      <w:r>
+        <w:rPr>
+          <w:sz w:val="22"/>
+          <w:szCs w:val="24"/>
+        </w:rPr>
+        <w:t>左右翻滚的旋转轴永远平行于纵向 Y 轴，此时只有 4 个面能参与循环轮换。</w:t>
+      </w:r>
+    </w:p>
+    <w:p>
+      <w:pPr>
+        <w:rPr>
+          <w:rFonts w:hint="eastAsia"/>
           <w:sz w:val="22"/>
           <w:szCs w:val="24"/>
         </w:rPr>
@@ -3137,6 +2691,7 @@
           <w:numId w:val="9"/>
         </w:numPr>
         <w:rPr>
+          <w:rFonts w:hint="eastAsia"/>
           <w:sz w:val="22"/>
           <w:szCs w:val="24"/>
         </w:rPr>
@@ -3148,25 +2703,14 @@
         </w:rPr>
         <w:t>若骰子进入底线时，</w:t>
       </w:r>
-      <w:proofErr w:type="gramStart"/>
-      <w:r>
-        <w:rPr>
-          <w:b/>
-          <w:bCs/>
-          <w:sz w:val="22"/>
-          <w:szCs w:val="24"/>
-        </w:rPr>
-        <w:t>6 点</w:t>
-      </w:r>
-      <w:proofErr w:type="gramEnd"/>
-      <w:r>
-        <w:rPr>
-          <w:b/>
-          <w:bCs/>
-          <w:sz w:val="22"/>
-          <w:szCs w:val="24"/>
-        </w:rPr>
-        <w:t>恰好位于朝前或朝后的侧面</w:t>
+      <w:r>
+        <w:rPr>
+          <w:b/>
+          <w:bCs/>
+          <w:sz w:val="22"/>
+          <w:szCs w:val="24"/>
+        </w:rPr>
+        <w:t>6 点恰好位于朝前或朝后的侧面</w:t>
       </w:r>
       <w:r>
         <w:rPr>
@@ -3175,25 +2719,14 @@
         </w:rPr>
         <w:t>，其法向量与滚动轴重合。这意味着无论在底线左右翻滚多少次，</w:t>
       </w:r>
-      <w:proofErr w:type="gramStart"/>
-      <w:r>
-        <w:rPr>
-          <w:b/>
-          <w:bCs/>
-          <w:sz w:val="22"/>
-          <w:szCs w:val="24"/>
-        </w:rPr>
-        <w:t>6 点</w:t>
-      </w:r>
-      <w:proofErr w:type="gramEnd"/>
-      <w:r>
-        <w:rPr>
-          <w:b/>
-          <w:bCs/>
-          <w:sz w:val="22"/>
-          <w:szCs w:val="24"/>
-        </w:rPr>
-        <w:t>在拓扑上被永远锁死在侧面，绝对无法朝上</w:t>
+      <w:r>
+        <w:rPr>
+          <w:b/>
+          <w:bCs/>
+          <w:sz w:val="22"/>
+          <w:szCs w:val="24"/>
+        </w:rPr>
+        <w:t>6 点在拓扑上被永远锁死在侧面，绝对无法朝上</w:t>
       </w:r>
       <w:r>
         <w:rPr>
@@ -3206,91 +2739,34 @@
     <w:p>
       <w:pPr>
         <w:rPr>
-          <w:sz w:val="22"/>
-          <w:szCs w:val="24"/>
-        </w:rPr>
-      </w:pPr>
-    </w:p>
-    <w:p>
-      <w:pPr>
-        <w:rPr>
-          <w:sz w:val="22"/>
-          <w:szCs w:val="24"/>
-        </w:rPr>
-      </w:pPr>
-      <w:r>
-        <w:rPr>
-          <w:b/>
-          <w:bCs/>
-          <w:sz w:val="22"/>
-          <w:szCs w:val="24"/>
-        </w:rPr>
-        <w:t>Q6：在战斗变体中，</w:t>
-      </w:r>
-      <w:proofErr w:type="gramStart"/>
-      <w:r>
-        <w:rPr>
-          <w:b/>
-          <w:bCs/>
-          <w:sz w:val="22"/>
-          <w:szCs w:val="24"/>
-        </w:rPr>
-        <w:t xml:space="preserve">若 6 </w:t>
-      </w:r>
-      <w:proofErr w:type="gramEnd"/>
-      <w:r>
-        <w:rPr>
-          <w:b/>
-          <w:bCs/>
-          <w:sz w:val="22"/>
-          <w:szCs w:val="24"/>
-        </w:rPr>
-        <w:t>点翻滚进</w:t>
-      </w:r>
-      <w:proofErr w:type="gramStart"/>
-      <w:r>
-        <w:rPr>
-          <w:b/>
-          <w:bCs/>
-          <w:sz w:val="22"/>
-          <w:szCs w:val="24"/>
-        </w:rPr>
-        <w:t xml:space="preserve">对方 1 </w:t>
-      </w:r>
-      <w:proofErr w:type="gramEnd"/>
-      <w:r>
-        <w:rPr>
-          <w:b/>
-          <w:bCs/>
-          <w:sz w:val="22"/>
-          <w:szCs w:val="24"/>
-        </w:rPr>
-        <w:t>点</w:t>
-      </w:r>
-      <w:proofErr w:type="gramStart"/>
-      <w:r>
-        <w:rPr>
-          <w:b/>
-          <w:bCs/>
-          <w:sz w:val="22"/>
-          <w:szCs w:val="24"/>
-        </w:rPr>
-        <w:t>和 2 点</w:t>
-      </w:r>
-      <w:proofErr w:type="gramEnd"/>
-      <w:r>
-        <w:rPr>
-          <w:b/>
-          <w:bCs/>
-          <w:sz w:val="22"/>
-          <w:szCs w:val="24"/>
-        </w:rPr>
-        <w:t>的夹缝中间，如何结算？</w:t>
-      </w:r>
-    </w:p>
-    <w:p>
-      <w:pPr>
-        <w:rPr>
+          <w:rFonts w:hint="eastAsia"/>
+          <w:sz w:val="22"/>
+          <w:szCs w:val="24"/>
+        </w:rPr>
+      </w:pPr>
+    </w:p>
+    <w:p>
+      <w:pPr>
+        <w:rPr>
+          <w:rFonts w:hint="eastAsia"/>
+          <w:sz w:val="22"/>
+          <w:szCs w:val="24"/>
+        </w:rPr>
+      </w:pPr>
+      <w:r>
+        <w:rPr>
+          <w:b/>
+          <w:bCs/>
+          <w:sz w:val="22"/>
+          <w:szCs w:val="24"/>
+        </w:rPr>
+        <w:t>Q6：在战斗变体中，若 6 点翻滚进对方 1 点和 2 点的夹缝中间，如何结算？</w:t>
+      </w:r>
+    </w:p>
+    <w:p>
+      <w:pPr>
+        <w:rPr>
+          <w:rFonts w:hint="eastAsia"/>
           <w:sz w:val="22"/>
           <w:szCs w:val="24"/>
         </w:rPr>
@@ -3310,6 +2786,7 @@
           <w:numId w:val="10"/>
         </w:numPr>
         <w:rPr>
+          <w:rFonts w:hint="eastAsia"/>
           <w:sz w:val="22"/>
           <w:szCs w:val="24"/>
         </w:rPr>
@@ -3325,6 +2802,7 @@
     <w:p>
       <w:pPr>
         <w:rPr>
+          <w:rFonts w:hint="eastAsia"/>
           <w:sz w:val="22"/>
           <w:szCs w:val="24"/>
         </w:rPr>
@@ -3344,6 +2822,7 @@
           <w:numId w:val="10"/>
         </w:numPr>
         <w:rPr>
+          <w:rFonts w:hint="eastAsia"/>
           <w:sz w:val="22"/>
           <w:szCs w:val="24"/>
         </w:rPr>
@@ -3369,6 +2848,7 @@
     <w:p>
       <w:pPr>
         <w:rPr>
+          <w:rFonts w:hint="eastAsia"/>
           <w:sz w:val="22"/>
           <w:szCs w:val="24"/>
         </w:rPr>
@@ -3381,6 +2861,7 @@
           <w:numId w:val="10"/>
         </w:numPr>
         <w:rPr>
+          <w:rFonts w:hint="eastAsia"/>
           <w:sz w:val="22"/>
           <w:szCs w:val="24"/>
         </w:rPr>
@@ -3406,6 +2887,7 @@
     <w:p>
       <w:pPr>
         <w:rPr>
+          <w:rFonts w:hint="eastAsia"/>
           <w:sz w:val="22"/>
           <w:szCs w:val="24"/>
         </w:rPr>
@@ -3418,6 +2900,7 @@
           <w:numId w:val="10"/>
         </w:numPr>
         <w:rPr>
+          <w:rFonts w:hint="eastAsia"/>
           <w:sz w:val="22"/>
           <w:szCs w:val="24"/>
         </w:rPr>
@@ -3453,47 +2936,7 @@
           <w:sz w:val="22"/>
           <w:szCs w:val="24"/>
         </w:rPr>
-        <w:t>敌方</w:t>
-      </w:r>
-      <w:proofErr w:type="gramStart"/>
-      <w:r>
-        <w:rPr>
-          <w:b/>
-          <w:bCs/>
-          <w:sz w:val="22"/>
-          <w:szCs w:val="24"/>
-        </w:rPr>
-        <w:t xml:space="preserve">的 1 </w:t>
-      </w:r>
-      <w:proofErr w:type="gramEnd"/>
-      <w:r>
-        <w:rPr>
-          <w:b/>
-          <w:bCs/>
-          <w:sz w:val="22"/>
-          <w:szCs w:val="24"/>
-        </w:rPr>
-        <w:t>点</w:t>
-      </w:r>
-      <w:proofErr w:type="gramStart"/>
-      <w:r>
-        <w:rPr>
-          <w:b/>
-          <w:bCs/>
-          <w:sz w:val="22"/>
-          <w:szCs w:val="24"/>
-        </w:rPr>
-        <w:t>和 2 点</w:t>
-      </w:r>
-      <w:proofErr w:type="gramEnd"/>
-      <w:r>
-        <w:rPr>
-          <w:b/>
-          <w:bCs/>
-          <w:sz w:val="22"/>
-          <w:szCs w:val="24"/>
-        </w:rPr>
-        <w:t>两枚骰子同时被击碎，双双移出棋盘</w:t>
+        <w:t>敌方的 1 点和 2 点两枚骰子同时被击碎，双双移出棋盘</w:t>
       </w:r>
       <w:r>
         <w:rPr>
@@ -3506,6 +2949,7 @@
     <w:p>
       <w:pPr>
         <w:rPr>
+          <w:rFonts w:hint="eastAsia"/>
           <w:sz w:val="22"/>
           <w:szCs w:val="24"/>
         </w:rPr>
@@ -3518,6 +2962,7 @@
           <w:numId w:val="10"/>
         </w:numPr>
         <w:rPr>
+          <w:rFonts w:hint="eastAsia"/>
           <w:sz w:val="22"/>
           <w:szCs w:val="24"/>
         </w:rPr>
@@ -3536,39 +2981,7 @@
           <w:sz w:val="22"/>
           <w:szCs w:val="24"/>
         </w:rPr>
-        <w:t>：若落点周围是敌方</w:t>
-      </w:r>
-      <w:proofErr w:type="gramStart"/>
-      <w:r>
-        <w:rPr>
-          <w:sz w:val="22"/>
-          <w:szCs w:val="24"/>
-        </w:rPr>
-        <w:t xml:space="preserve">的 4 </w:t>
-      </w:r>
-      <w:proofErr w:type="gramEnd"/>
-      <w:r>
-        <w:rPr>
-          <w:sz w:val="22"/>
-          <w:szCs w:val="24"/>
-        </w:rPr>
-        <w:t>点</w:t>
-      </w:r>
-      <w:proofErr w:type="gramStart"/>
-      <w:r>
-        <w:rPr>
-          <w:sz w:val="22"/>
-          <w:szCs w:val="24"/>
-        </w:rPr>
-        <w:t>与 3 点</w:t>
-      </w:r>
-      <w:proofErr w:type="gramEnd"/>
-      <w:r>
-        <w:rPr>
-          <w:sz w:val="22"/>
-          <w:szCs w:val="24"/>
-        </w:rPr>
-        <w:t xml:space="preserve">，敌方联合战力为 </w:t>
+        <w:t xml:space="preserve">：若落点周围是敌方的 4 点与 3 点，敌方联合战力为 </w:t>
       </w:r>
       <m:oMath>
         <m:r>
@@ -3602,33 +3015,33 @@
           <w:sz w:val="22"/>
           <w:szCs w:val="24"/>
         </w:rPr>
-        <w:t>，己方</w:t>
-      </w:r>
-      <w:proofErr w:type="gramStart"/>
-      <w:r>
-        <w:rPr>
-          <w:sz w:val="22"/>
-          <w:szCs w:val="24"/>
-        </w:rPr>
-        <w:t xml:space="preserve">的 6 </w:t>
-      </w:r>
-      <w:proofErr w:type="gramEnd"/>
-      <w:r>
-        <w:rPr>
-          <w:sz w:val="22"/>
-          <w:szCs w:val="24"/>
-        </w:rPr>
-        <w:t>点将被瞬间反杀蒸发。</w:t>
-      </w:r>
-    </w:p>
-    <w:p>
-      <w:pPr>
-        <w:rPr>
-          <w:rFonts w:hint="eastAsia"/>
-          <w:sz w:val="22"/>
-          <w:szCs w:val="24"/>
-        </w:rPr>
-      </w:pPr>
+        <w:t>，己方的 6 点将被瞬间反杀蒸发。</w:t>
+      </w:r>
+    </w:p>
+    <w:p>
+      <w:pPr>
+        <w:rPr>
+          <w:sz w:val="22"/>
+          <w:szCs w:val="24"/>
+        </w:rPr>
+      </w:pPr>
+    </w:p>
+    <w:p>
+      <w:pPr>
+        <w:rPr>
+          <w:rFonts w:hint="eastAsia"/>
+          <w:sz w:val="22"/>
+          <w:szCs w:val="24"/>
+        </w:rPr>
+      </w:pPr>
+      <w:r>
+        <w:rPr>
+          <w:rFonts w:hint="eastAsia"/>
+          <w:sz w:val="22"/>
+          <w:szCs w:val="24"/>
+        </w:rPr>
+        <w:t>最后补充一下呢，就是如果有玩家一直赖着不走，对吧？就赖着一个子不走，那就还达不成这个游戏目标。在这个场景下，我们的要求就变了，就如果这个玩家，你看这个 HTML 里应该也能看到啊，如果这个有一方玩家，他的这个初始的这个池子已经装满了 7 个，但是肯定至少要有一个是对方的，这个游戏也会立刻结束。然后他这个池子里面，就是还没有移动过的，或者说没有走出他的这个池子的，对吧？没有向前移动过哈，这些子，这些骰子，每一个都要扣掉 8 分，可能这游戏里 8 分、10 分一样，总之这是一个巨大的扣分。就防止有人赖着不动啊。</w:t>
+      </w:r>
     </w:p>
     <w:sectPr>
       <w:pgSz w:w="11906" w:h="16838"/>
@@ -5767,6 +5180,7 @@
   <w:style w:type="character" w:default="1" w:styleId="a0">
     <w:name w:val="Default Paragraph Font"/>
     <w:uiPriority w:val="1"/>
+    <w:semiHidden/>
     <w:unhideWhenUsed/>
   </w:style>
   <w:style w:type="table" w:default="1" w:styleId="a1">
